--- a/task2.docx
+++ b/task2.docx
@@ -2,155 +2,6 @@
 <file path=word/document.xml><?xml version="1.0" encoding="utf-8"?>
 <w:document xmlns:wpc="http://schemas.microsoft.com/office/word/2010/wordprocessingCanvas" xmlns:mo="http://schemas.microsoft.com/office/mac/office/2008/main" xmlns:mc="http://schemas.openxmlformats.org/markup-compatibility/2006" xmlns:mv="urn:schemas-microsoft-com:mac:vml" xmlns:o="urn:schemas-microsoft-com:office:office" xmlns:r="http://schemas.openxmlformats.org/officeDocument/2006/relationships" xmlns:m="http://schemas.openxmlformats.org/officeDocument/2006/math" xmlns:v="urn:schemas-microsoft-com:vml" xmlns:wp14="http://schemas.microsoft.com/office/word/2010/wordprocessingDrawing" xmlns:wp="http://schemas.openxmlformats.org/drawingml/2006/wordprocessingDrawing" xmlns:w10="urn:schemas-microsoft-com:office:word" xmlns:w="http://schemas.openxmlformats.org/wordprocessingml/2006/main" xmlns:w14="http://schemas.microsoft.com/office/word/2010/wordml" xmlns:wpg="http://schemas.microsoft.com/office/word/2010/wordprocessingGroup" xmlns:wpi="http://schemas.microsoft.com/office/word/2010/wordprocessingInk" xmlns:wne="http://schemas.microsoft.com/office/word/2006/wordml" xmlns:wps="http://schemas.microsoft.com/office/word/2010/wordprocessingShape" mc:Ignorable="w14 wp14">
   <w:body>
-    <w:p>
-      <w:pPr>
-        <w:pStyle w:val="Heading3"/>
-      </w:pPr>
-      <w:r>
-        <w:rPr>
-          <w:color w:val="000000"/>
-        </w:rPr>
-        <w:t>Task 2 (City)</w:t>
-      </w:r>
-    </w:p>
-    <w:p>
-      <w:pPr>
-        <w:pStyle w:val="Heading4"/>
-      </w:pPr>
-      <w:r>
-        <w:rPr>
-          <w:color w:val="000000"/>
-        </w:rPr>
-        <w:t>Task 2.1</w:t>
-      </w:r>
-    </w:p>
-    <w:p>
-      <w:r>
-        <w:rPr>
-          <w:b/>
-          <w:color w:val="000000"/>
-        </w:rPr>
-        <w:t xml:space="preserve">Introduction: </w:t>
-      </w:r>
-      <w:r>
-        <w:rPr>
-          <w:color w:val="000000"/>
-        </w:rPr>
-        <w:t>Queries dbo:City instances linked to the UK via dbo:country, using FILTER IN to cover England, Scotland, Wales and Northern Ireland, with English labels only.</w:t>
-      </w:r>
-    </w:p>
-    <w:p>
-      <w:pPr>
-        <w:shd w:val="clear" w:color="auto" w:fill="F2F2F2"/>
-      </w:pPr>
-      <w:r>
-        <w:rPr>
-          <w:rFonts w:ascii="Courier New" w:hAnsi="Courier New"/>
-          <w:color w:val="000000"/>
-          <w:sz w:val="18"/>
-        </w:rPr>
-        <w:t>PREFIX dbo:  &lt;http://dbpedia.org/ontology/&gt;</w:t>
-        <w:br/>
-        <w:t>PREFIX dbr:  &lt;http://dbpedia.org/resource/&gt;</w:t>
-        <w:br/>
-        <w:t>PREFIX rdfs: &lt;http://www.w3.org/2000/01/rdf-schema#&gt;</w:t>
-        <w:br/>
-        <w:br/>
-        <w:t>SELECT DISTINCT ?city ?cityName</w:t>
-        <w:br/>
-        <w:t>WHERE {</w:t>
-        <w:br/>
-        <w:t xml:space="preserve">  ?city a dbo:City ;</w:t>
-        <w:br/>
-        <w:t xml:space="preserve">        dbo:country ?country ;</w:t>
-        <w:br/>
-        <w:t xml:space="preserve">        rdfs:label ?cityName .</w:t>
-        <w:br/>
-        <w:t xml:space="preserve">  FILTER (?country IN (dbr:United_Kingdom, dbr:England, dbr:Scotland,</w:t>
-        <w:br/>
-        <w:t xml:space="preserve">                       dbr:Wales, dbr:Northern_Ireland))</w:t>
-        <w:br/>
-        <w:t xml:space="preserve">  FILTER (LANG(?cityName) = "en")</w:t>
-        <w:br/>
-        <w:t>}</w:t>
-        <w:br/>
-        <w:t>ORDER BY ?cityName</w:t>
-      </w:r>
-    </w:p>
-    <w:p>
-      <w:pPr>
-        <w:pStyle w:val="Heading4"/>
-      </w:pPr>
-      <w:r>
-        <w:rPr>
-          <w:color w:val="000000"/>
-        </w:rPr>
-        <w:t>Task 2.2</w:t>
-      </w:r>
-    </w:p>
-    <w:p>
-      <w:r>
-        <w:rPr>
-          <w:b/>
-          <w:color w:val="000000"/>
-        </w:rPr>
-        <w:t xml:space="preserve">Introduction: </w:t>
-      </w:r>
-      <w:r>
-        <w:rPr>
-          <w:color w:val="000000"/>
-        </w:rPr>
-        <w:t>Extends Task 2.1 with OPTIONAL clauses for population (dbo:populationTotal), area (dbo:areaTotal), and geographic coordinates (geo:lat / geo:long).</w:t>
-      </w:r>
-    </w:p>
-    <w:p>
-      <w:pPr>
-        <w:shd w:val="clear" w:color="auto" w:fill="F2F2F2"/>
-      </w:pPr>
-      <w:r>
-        <w:rPr>
-          <w:rFonts w:ascii="Courier New" w:hAnsi="Courier New"/>
-          <w:color w:val="000000"/>
-          <w:sz w:val="18"/>
-        </w:rPr>
-        <w:t>PREFIX dbo:  &lt;http://dbpedia.org/ontology/&gt;</w:t>
-        <w:br/>
-        <w:t>PREFIX dbr:  &lt;http://dbpedia.org/resource/&gt;</w:t>
-        <w:br/>
-        <w:t>PREFIX rdfs: &lt;http://www.w3.org/2000/01/rdf-schema#&gt;</w:t>
-        <w:br/>
-        <w:t>PREFIX geo:  &lt;http://www.w3.org/2003/01/geo/wgs84_pos#&gt;</w:t>
-        <w:br/>
-        <w:br/>
-        <w:t>SELECT DISTINCT ?city ?cityName ?population ?area ?lat ?long</w:t>
-        <w:br/>
-        <w:t>WHERE {</w:t>
-        <w:br/>
-        <w:t xml:space="preserve">  ?city a dbo:City ;</w:t>
-        <w:br/>
-        <w:t xml:space="preserve">        dbo:country ?country ;</w:t>
-        <w:br/>
-        <w:t xml:space="preserve">        rdfs:label ?cityName .</w:t>
-        <w:br/>
-        <w:t xml:space="preserve">  FILTER (?country IN (dbr:United_Kingdom, dbr:England, dbr:Scotland,</w:t>
-        <w:br/>
-        <w:t xml:space="preserve">                       dbr:Wales, dbr:Northern_Ireland))</w:t>
-        <w:br/>
-        <w:t xml:space="preserve">  FILTER (LANG(?cityName) = "en")</w:t>
-        <w:br/>
-        <w:t xml:space="preserve">  OPTIONAL { ?city dbo:populationTotal ?population }</w:t>
-        <w:br/>
-        <w:t xml:space="preserve">  OPTIONAL { ?city dbo:areaTotal       ?area }</w:t>
-        <w:br/>
-        <w:t xml:space="preserve">  OPTIONAL { ?city geo:lat             ?lat }</w:t>
-        <w:br/>
-        <w:t xml:space="preserve">  OPTIONAL { ?city geo:long            ?long }</w:t>
-        <w:br/>
-        <w:t>}</w:t>
-        <w:br/>
-        <w:t>ORDER BY ?cityName</w:t>
-      </w:r>
-    </w:p>
     <w:p>
       <w:pPr>
         <w:pStyle w:val="Heading4"/>
@@ -174,7 +25,7 @@
         <w:rPr>
           <w:color w:val="000000"/>
         </w:rPr>
-        <w:t>Retrieves instances of city (Q515) or any subclass via P31/P279*, filtered to country = United Kingdom (Q145), with English labels.</w:t>
+        <w:t>Retrieves entities classified as city (wd:Q515) with country = United Kingdom (wd:Q145, via wdt:P17), with English labels only.</w:t>
       </w:r>
     </w:p>
     <w:p>
@@ -198,7 +49,7 @@
         <w:br/>
         <w:t>WHERE {</w:t>
         <w:br/>
-        <w:t xml:space="preserve">  ?city wdt:P31/wdt:P279* wd:Q515 ;</w:t>
+        <w:t xml:space="preserve">  ?city wdt:P31 wd:Q515 ;</w:t>
         <w:br/>
         <w:t xml:space="preserve">        wdt:P17 wd:Q145 ;</w:t>
         <w:br/>
@@ -223,7 +74,7 @@
         <w:rPr>
           <w:color w:val="000000"/>
         </w:rPr>
-        <w:t>Extends the third query with population (P1082), area (P2046) and geographic coordinates (P625).</w:t>
+        <w:t>Extends the third query with population (P1082), area (P2046), country (P17) and administrative region (P131).</w:t>
       </w:r>
     </w:p>
     <w:p>
@@ -243,11 +94,11 @@
         <w:t>PREFIX rdfs: &lt;http://www.w3.org/2000/01/rdf-schema#&gt;</w:t>
         <w:br/>
         <w:br/>
-        <w:t>SELECT DISTINCT ?city ?cityName ?population ?area ?coord</w:t>
+        <w:t>SELECT DISTINCT ?city ?cityName ?population ?area ?country ?region</w:t>
         <w:br/>
         <w:t>WHERE {</w:t>
         <w:br/>
-        <w:t xml:space="preserve">  ?city wdt:P31/wdt:P279* wd:Q515 ;</w:t>
+        <w:t xml:space="preserve">  ?city wdt:P31 wd:Q515 ;</w:t>
         <w:br/>
         <w:t xml:space="preserve">        wdt:P17 wd:Q145 ;</w:t>
         <w:br/>
@@ -259,7 +110,9 @@
         <w:br/>
         <w:t xml:space="preserve">  OPTIONAL { ?city wdt:P2046 ?area }</w:t>
         <w:br/>
-        <w:t xml:space="preserve">  OPTIONAL { ?city wdt:P625  ?coord }</w:t>
+        <w:t xml:space="preserve">  OPTIONAL { ?city wdt:P17   ?country }</w:t>
+        <w:br/>
+        <w:t xml:space="preserve">  OPTIONAL { ?city wdt:P131  ?region }</w:t>
         <w:br/>
         <w:t>}</w:t>
         <w:br/>
